--- a/apps/web/src/server/templates/usage_rules_2026.docx
+++ b/apps/web/src/server/templates/usage_rules_2026.docx
@@ -150,6 +150,7 @@
       <w:pPr>
         <w:pStyle w:val="a3"/>
         <w:spacing w:before="253"/>
+        <w:jc w:val="both"/>
       </w:pPr>
       <w:r>
         <w:t>Правила и условия эффективного и безопасного использования мебели, изготовленной из массива дерева, МДФ, ДСП, покрытых шпоном или ламинированных, стекла, металлов, тканей, шкур или кож, искусственного и/или натурального происхождения</w:t>
@@ -160,6 +161,7 @@
         <w:pStyle w:val="a3"/>
         <w:spacing w:line="480" w:lineRule="auto"/>
         <w:ind w:left="55"/>
+        <w:jc w:val="both"/>
       </w:pPr>
       <w:r>
         <w:t>(ГОСТ 16371-2014 «Мебель. Общие технические условия», ГОСТ 19917-2014 «Мебель для сидения и лежания. Общие технические условия» (действующие редакции)</w:t>
@@ -197,6 +199,7 @@
     <w:p>
       <w:pPr>
         <w:pStyle w:val="1"/>
+        <w:jc w:val="both"/>
         <w:rPr>
           <w:u w:val="none"/>
         </w:rPr>
@@ -284,6 +287,7 @@
       <w:pPr>
         <w:pStyle w:val="a3"/>
         <w:ind w:right="2" w:firstLine="165"/>
+        <w:jc w:val="both"/>
       </w:pPr>
       <w:r>
         <w:t>Срок, в течение которого мебель сохраняет красоту и исправность, значительно зависит от условий ее эксплуатации. Придерживаясь некоторых простых практических советов, вы сможете поддержать всегда в наилучшем состоянии все элементы вашей мебели.</w:t>
@@ -293,6 +297,7 @@
       <w:pPr>
         <w:pStyle w:val="a3"/>
         <w:ind w:right="4"/>
+        <w:jc w:val="both"/>
       </w:pPr>
       <w:r>
         <w:t>Очень важно понять, насколько климатические характеристики и условия окружающей среды могут повлиять на внешний вид и качественные характеристики мебели. Так как мебельные изделия чувствительны к свету, влажности, сухости, теплу и холоду, рекомендуется избегать продолжительности воздействия одного или нескольких этих условий, так как это вызывает ускоренное старение лакокрасочного</w:t>
@@ -407,6 +412,7 @@
       <w:pPr>
         <w:pStyle w:val="a3"/>
         <w:ind w:right="3"/>
+        <w:jc w:val="both"/>
       </w:pPr>
       <w:r>
         <w:t>Не допускайте прямого воздействия солнечных лучей на мебельные изделия. Продолжительное прямое воздействие света на некоторые участки может вызвать понижение их хроматических характеристик по сравнению с другими участками, которые меньше подвергались излучению. В случае замены и/или добавления новых компонентов в интерьер из одних и тех же коллекций в разные моменты времени, а также из разных партий, может возникнуть цветовое различие элементов, составляющих мебель. Данное различие не может считаться признаком низкого качества мебели. Как правило, оно становится менее заметным с течением времени и является совершенно естественным.</w:t>
@@ -431,6 +437,7 @@
       <w:pPr>
         <w:pStyle w:val="a3"/>
         <w:ind w:right="5"/>
+        <w:jc w:val="both"/>
       </w:pPr>
       <w:r>
         <w:t>Высокое значение тепла или холода, а также внезапные перепады температуры, могут серьезно повредить мебельное изделие или его части. Мебельные изделия не должны быть расположены менее 1м от источников тепла. Рекомендуемая температура воздуха при хранении и(или) эксплуатации + 10°С - +25°С. Не допускайте попадания на мебельные изделия горячих предметов (утюги, посуда с кипятком и т.п.) или продолжительного воздействия вызывающих нагревание излучений</w:t>
@@ -460,6 +467,7 @@
     <w:p>
       <w:pPr>
         <w:pStyle w:val="a3"/>
+        <w:jc w:val="both"/>
       </w:pPr>
       <w:r>
         <w:t>Рекомендуемая относительная влажность местонахождения мебельного изделия 60%-70%. Не следует поддерживать</w:t>
@@ -577,6 +585,7 @@
       <w:pPr>
         <w:pStyle w:val="a3"/>
         <w:ind w:right="1"/>
+        <w:jc w:val="both"/>
       </w:pPr>
       <w:r>
         <w:t>Рекомендуется очистить любую часть мебели как можно скорее после того, как она испачкалась. Если вы оставляете загрязнение на некоторое время, то заметно повышается опасность образования разводов, пятен и повреждений мебельных изделий и их частей. В случае стойких загрязнений рекомендуется использовать специальные очистители, которые в настоящее время представлены в достаточно широком ассортименте и, помимо надлежащих очищающих качеств, обладают полирующими, защитными, консервирующими, ароматизирующими и иными полезными свойствами. В этом случае необходимо следовать инструкциям производителей очистителей о порядке и области (для каких поверхностей и материалов предназначены)</w:t>
@@ -804,6 +813,7 @@
     <w:p>
       <w:pPr>
         <w:pStyle w:val="a3"/>
+        <w:jc w:val="both"/>
         <w:sectPr>
           <w:type w:val="continuous"/>
           <w:pgSz w:w="11910" w:h="16840"/>
@@ -818,6 +828,7 @@
         <w:pStyle w:val="a3"/>
         <w:spacing w:before="71"/>
         <w:ind w:right="4"/>
+        <w:jc w:val="both"/>
       </w:pPr>
       <w:r>
         <w:lastRenderedPageBreak/>
@@ -836,6 +847,7 @@
     <w:p>
       <w:pPr>
         <w:pStyle w:val="1"/>
+        <w:jc w:val="both"/>
         <w:rPr>
           <w:u w:val="none"/>
         </w:rPr>
@@ -887,6 +899,7 @@
       <w:pPr>
         <w:pStyle w:val="a3"/>
         <w:ind w:right="2"/>
+        <w:jc w:val="both"/>
       </w:pPr>
       <w:r>
         <w:t>Ни в коем случае не допускайте воздействия на мебельные изделия агрессивных жидкостей (кислот, щелочей, масел, растворителей и т.п.), содержащих такие жидкости продуктов или их паров. Подобные вещества и соединения являются химически активными - реакция с ними повлечет негативные последствия для вашей мебели или даже здоровья. Также стоит помнить, что некоторые специфические моющие (чистящие) составы могут содержать высокую концентрацию агрессивных химических веществ и (или) абразивные составы. Применение подобных моющих средств недопустимо!</w:t>
@@ -1101,6 +1114,7 @@
       <w:pPr>
         <w:pStyle w:val="a3"/>
         <w:ind w:right="3"/>
+        <w:jc w:val="both"/>
       </w:pPr>
       <w:r>
         <w:t>Мебель для сидения и лежания (кресла, стулья, табуреты, кровати, банкетки, пуфы, диваны, диваны- кровати, кресла-кровати, кушетки, тахты, скамьи и т.п.) функционально предназначена только для сидения и лежания, соответственно.</w:t>
@@ -1109,6 +1123,7 @@
     <w:p>
       <w:pPr>
         <w:pStyle w:val="1"/>
+        <w:jc w:val="both"/>
         <w:rPr>
           <w:u w:val="none"/>
         </w:rPr>
@@ -1178,6 +1193,7 @@
       <w:pPr>
         <w:pStyle w:val="a3"/>
         <w:ind w:right="2"/>
+        <w:jc w:val="both"/>
       </w:pPr>
       <w:r>
         <w:t>Не рекомендуется вставать ногами на изделия, сидеть на подлокотниках. Во избежание несчастных случаев и повреждения купленной вами мебели не разрешайте детям прыгать на кровати, диване и. т.п., а также качаться на стульях и креслах (за исключением кресел-качалок). При эксплуатации мебели для сидения (кресла, стулья, кровати, табуреты, банкетки, кушетки, тахты, скамьи и т.п.) допускается нагрузка: в вертикальном направлении - до 100 даН*; в направлении, не совпадающем с вертикальной осью - до 30 даН*. Статическая прочность подлокотников в горизонтальном (боковом) направлении — 30 даН*, а в вертикальном — 70 даН*. Примечание: * нагрузке (усилию) в 1 даН приблизительно соответствует воздействие веса в 1 кг. Во избежание поломок при эксплуатации, рекомендуется головную спинку кровати (кроме детских и металлических) прислонять к стене или иной плоской вертикальной опоре. Мягкая мебель, выполненная в гостином варианте, не предназначена для использования в качестве постоянного спального места. Подобное использование, как правило, существенно сокращает срок службы такой мебели. Не проводите по поверхностям мебели и не ударяйте их острыми (режущими) или тяжелыми твердыми предметами.</w:t>
@@ -1361,6 +1377,7 @@
     <w:p>
       <w:pPr>
         <w:pStyle w:val="1"/>
+        <w:jc w:val="both"/>
         <w:rPr>
           <w:u w:val="none"/>
         </w:rPr>
@@ -1433,6 +1450,7 @@
       <w:pPr>
         <w:pStyle w:val="a3"/>
         <w:ind w:right="1"/>
+        <w:jc w:val="both"/>
       </w:pPr>
       <w:r>
         <w:t xml:space="preserve">Если ваша мебель имеет съемные покрытия, для удаления загрязнений пользуйтесь услугами специальных химчисток. Помните: нет ни одного вида обивочной ткани, (съемного покрытия), которое можно было стирать. Следовательно, в этой мебели использование воды для устранения загрязнений должно быть ограничено. Для удаления пыли и поддержания вашей мебели в надлежащем состоянии ткань можно обрабатывать пылесосом. Пыль может быть также успешно удалена при помощи ткани, губки или мягкой </w:t>
@@ -1447,6 +1465,7 @@
     <w:p>
       <w:pPr>
         <w:pStyle w:val="1"/>
+        <w:jc w:val="both"/>
         <w:rPr>
           <w:u w:val="none"/>
         </w:rPr>
@@ -1535,6 +1554,7 @@
       <w:pPr>
         <w:pStyle w:val="a3"/>
         <w:ind w:right="1"/>
+        <w:jc w:val="both"/>
       </w:pPr>
       <w:r>
         <w:t>Все тяжести следует размещать внутри шкафов, комодов, туалетных столов, тумбочек, стеллажей и т.п., таким образом, чтобы добиться равномерного распределения нагрузки по всей имеющейся площади и обеспечить необходимое равновесие скользящих частей. Вещи на полках рекомендуется размещать по принципу: наиболее тяжелые - ближе к краям (опорам), более легкие - ближе к центру. Высокие элементы (колонны, многоярусные шкафы и т.д.) рекомендуется больше нагружать в нижних секциях для обеспечения лучшей устойчивости этих элементов. При эксплуатации корпусной мебели не допускается статическая вертикальная нагрузка (в особенности с приложением усилия к одной точке): на дно ящиков (полуящиков) - более 5 даН*, на полки (шкафов, стеллажей) более -10 даН*. Нормальное усилие открытия дверей - до 3 даН*; усилие выдвижения ящиков (полуящиков) - до 5 даН*. Примечание: *нагрузке (усилию) в 1 даН приблизительно соответствует воздействие веса в 1 кг! Не проводите по поверхностям мебели и не ударяйте их острыми (режущими) или тяжелыми твердыми предметами. Обращаем Ваше внимание на то, что элементы кухонных гарнитуров, расположенные вблизи газовой или электрической плиты, подвержены повышенной тепловой нагрузке, в силу чего рекомендуется отделять их от источников тепла соответствующими теплоизоляционными материалами. Просим вас принять к сведению, что в мебельные изделия может устанавливаться исключительно специальная «встраиваемая» бытовая техника. Такая техника выполняется производителями в соответствии со специфическими нормативами и техническими условиями (в части электробезопасности, влагоотвода, теплообмена, вентиляции и т.п.) и, как правило, стоит несколько дороже «не встраиваемых» аналогов. Помните: ни в коем случае не следует использовать</w:t>
@@ -1723,6 +1743,7 @@
     <w:p>
       <w:pPr>
         <w:pStyle w:val="a3"/>
+        <w:jc w:val="both"/>
         <w:sectPr>
           <w:pgSz w:w="11910" w:h="16840"/>
           <w:pgMar w:top="780" w:right="566" w:bottom="280" w:left="1133" w:header="720" w:footer="720" w:gutter="0"/>
@@ -1735,6 +1756,7 @@
         <w:pStyle w:val="a3"/>
         <w:spacing w:before="71"/>
         <w:ind w:right="3"/>
+        <w:jc w:val="both"/>
       </w:pPr>
       <w:r>
         <w:lastRenderedPageBreak/>
@@ -1744,6 +1766,7 @@
     <w:p>
       <w:pPr>
         <w:pStyle w:val="1"/>
+        <w:jc w:val="both"/>
         <w:rPr>
           <w:u w:val="none"/>
         </w:rPr>
@@ -1795,6 +1818,7 @@
       <w:pPr>
         <w:pStyle w:val="a3"/>
         <w:ind w:right="8" w:firstLine="55"/>
+        <w:jc w:val="both"/>
       </w:pPr>
       <w:r>
         <w:t>При уходе за декоративными</w:t>
@@ -1830,6 +1854,7 @@
     <w:p>
       <w:pPr>
         <w:pStyle w:val="1"/>
+        <w:jc w:val="both"/>
         <w:rPr>
           <w:u w:val="none"/>
         </w:rPr>
@@ -1899,6 +1924,7 @@
       <w:pPr>
         <w:pStyle w:val="a3"/>
         <w:ind w:right="2"/>
+        <w:jc w:val="both"/>
       </w:pPr>
       <w:r>
         <w:t>Помимо общих условий ухода (см. выше) возможно применение полиролей для пластиков. При этом, для полировки (обработки) кухонной мебели нельзя применять полироли (иные продукты бытовой химии), имеющие противопоказания по контактам с пищевыми продуктами. Внимательно познакомьтесь с инструкцией! Избегайте применения для чистки твердых приспособлений</w:t>
@@ -1953,6 +1979,7 @@
       <w:pPr>
         <w:pStyle w:val="a3"/>
         <w:ind w:left="55"/>
+        <w:jc w:val="both"/>
       </w:pPr>
       <w:r>
         <w:t>в</w:t>
@@ -2009,6 +2036,7 @@
     <w:p>
       <w:pPr>
         <w:pStyle w:val="a3"/>
+        <w:jc w:val="both"/>
       </w:pPr>
       <w:r>
         <w:t>Следует помнить, что все деревянные поверхности, в том числе покрытые натуральным шпоном, со временем могут менять внешний вид не только в зависимости от климатических характеристик и условий окружающей</w:t>
@@ -2275,6 +2303,7 @@
     <w:p>
       <w:pPr>
         <w:pStyle w:val="1"/>
+        <w:jc w:val="both"/>
         <w:rPr>
           <w:u w:val="none"/>
         </w:rPr>
@@ -2298,6 +2327,7 @@
     <w:p>
       <w:pPr>
         <w:pStyle w:val="a3"/>
+        <w:jc w:val="both"/>
       </w:pPr>
       <w:r>
         <w:t>Следует помнить, что все лакированные поверхности со временем могут изменить цвет не только в зависимости от климатических характеристик и условий окружающей среды, характера ухода, но самое главное - в зависимости от степени воздействия на них света. Рекомендуется для чистки преимущественно пользоваться сухой мягкой тканью или замшей с использованием специально предназначенных для этого очистителей, которые зачастую имеют полирующие качества. Возможно применение полиролей для лакированных поверхностей мебели, которые, как правило, обладают и чистящими свойствами. При этом, для полировки (обработки) кухонной мебели нельзя применять полироли (иные продукты бытовой химии), имеющие противопоказания по контактам с пищевыми продуктами - внимательно познакомьтесь с инструкцией! Категорически не допустимо для чистки применение твердых приспособлений (скребки, губки с рабочим покрытием из пластика или металлического волокнообразного материала).</w:t>
@@ -2306,6 +2336,7 @@
     <w:p>
       <w:pPr>
         <w:pStyle w:val="1"/>
+        <w:jc w:val="both"/>
         <w:rPr>
           <w:u w:val="none"/>
         </w:rPr>
@@ -2357,6 +2388,7 @@
       <w:pPr>
         <w:pStyle w:val="a3"/>
         <w:ind w:right="1"/>
+        <w:jc w:val="both"/>
       </w:pPr>
       <w:r>
         <w:t xml:space="preserve">Следует иметь в виду, что, мрамор и гранит </w:t>
@@ -2379,6 +2411,7 @@
     <w:p>
       <w:pPr>
         <w:pStyle w:val="1"/>
+        <w:jc w:val="both"/>
         <w:rPr>
           <w:u w:val="none"/>
         </w:rPr>
@@ -2442,6 +2475,7 @@
       <w:pPr>
         <w:pStyle w:val="a3"/>
         <w:ind w:right="2"/>
+        <w:jc w:val="both"/>
       </w:pPr>
       <w:r>
         <w:t>Не следует использовать средства; обладающие абразивными или коррозионными свойствами, а также губки с покрытием из металлического волокнообразного или стружечного материала при чистке. После чистки эффектный блеск поверхности придаст ее полировка мягкой сухой тканью возвратно- поступательными движениями.</w:t>
@@ -2450,6 +2484,7 @@
     <w:p>
       <w:pPr>
         <w:pStyle w:val="1"/>
+        <w:jc w:val="both"/>
         <w:rPr>
           <w:u w:val="none"/>
         </w:rPr>
@@ -2474,6 +2509,7 @@
       <w:pPr>
         <w:pStyle w:val="a3"/>
         <w:ind w:right="4"/>
+        <w:jc w:val="both"/>
       </w:pPr>
       <w:r>
         <w:t xml:space="preserve">Прежде всего, следует помнить, что, керамика (фаянс, фарфор) </w:t>
@@ -2490,6 +2526,7 @@
     <w:p>
       <w:pPr>
         <w:pStyle w:val="1"/>
+        <w:jc w:val="both"/>
         <w:rPr>
           <w:u w:val="none"/>
         </w:rPr>
@@ -2514,6 +2551,7 @@
       <w:pPr>
         <w:pStyle w:val="a3"/>
         <w:ind w:right="3"/>
+        <w:jc w:val="both"/>
       </w:pPr>
       <w:r>
         <w:t>Прежде всего, следует помнить, что стеклянные поверхности являются хрупкими и поэтому могут разбиться в случае удара. Не проводите по поверхностям и не ударяйте их тяжелыми твердыми</w:t>
@@ -2641,6 +2679,7 @@
     <w:p>
       <w:pPr>
         <w:pStyle w:val="a3"/>
+        <w:jc w:val="both"/>
         <w:sectPr>
           <w:pgSz w:w="11910" w:h="16840"/>
           <w:pgMar w:top="780" w:right="566" w:bottom="280" w:left="1133" w:header="720" w:footer="720" w:gutter="0"/>
@@ -2653,6 +2692,7 @@
         <w:pStyle w:val="a3"/>
         <w:spacing w:before="71"/>
         <w:ind w:right="3"/>
+        <w:jc w:val="both"/>
       </w:pPr>
       <w:r>
         <w:lastRenderedPageBreak/>
@@ -2662,6 +2702,7 @@
     <w:p>
       <w:pPr>
         <w:pStyle w:val="1"/>
+        <w:jc w:val="both"/>
         <w:rPr>
           <w:u w:val="none"/>
         </w:rPr>
@@ -2680,6 +2721,7 @@
       <w:pPr>
         <w:pStyle w:val="a3"/>
         <w:ind w:right="1"/>
+        <w:jc w:val="both"/>
       </w:pPr>
       <w:r>
         <w:t>Для эксплуатации, ухода и чистки электробытовых приборов и принадлежностей, входящих в состав мебельного изделия, вам надлежит прочесть и выполнять инструкции, содержащиеся в соответствующих руководствах по эксплуатации, прилагаемых фирмами-изготовителями.</w:t>
@@ -2688,6 +2730,7 @@
     <w:p>
       <w:pPr>
         <w:pStyle w:val="1"/>
+        <w:jc w:val="both"/>
         <w:rPr>
           <w:u w:val="none"/>
         </w:rPr>
@@ -2706,6 +2749,7 @@
       <w:pPr>
         <w:pStyle w:val="a3"/>
         <w:ind w:right="2"/>
+        <w:jc w:val="both"/>
       </w:pPr>
       <w:r>
         <w:t>После определенного периода эксплуатации может случиться, что некоторые механические части (петли, замки и т.п.) утрачивают оптимальную регулировку и смазку, выполненные во время сборки мебельного изделия. Подобные явления могут выражаться в скрипе, затруднении открывания дверей или выдвижения ящиков, механизмов раскладывания диванов, и т.п. Поэтому, при эксплуатации бытовой мебели не следует прилагать чрезмерные усилия для открывания дверей, выдвижных ящиков и других подвижных частей. Их надлежащая работа обеспечивается путем своевременной регулировки петель, либо смазки направляющих реек парафином или аналогичным по своим качествам средством. При ослаблении узлов резьбовых соединений необходимо их периодически подтягивать. Несоблюдение вышеизложенных условий и рекомендаций, повлёкшее возникновение недостатков мебельного изделия, является основанием для отказа в гарантийном обслуживании в отношении недостатков, возникших вследствие такого несоблюдения.</w:t>
@@ -3113,7 +3157,7 @@
                 <w:b w:val="0"/>
                 <w:bCs w:val="0"/>
               </w:rPr>
-              <w:t>ФИО: {{Client.fullName}}</w:t>
+              <w:t>{{Client.reqLine1}}</w:t>
             </w:r>
             <w:r>
               <w:rPr>
@@ -3139,7 +3183,7 @@
                 <w:b w:val="0"/>
                 <w:bCs w:val="0"/>
               </w:rPr>
-              <w:t>паспорт: серия {{Client.passport.series}} номер {{Client.passport.number}}</w:t>
+              <w:t>{{Client.reqLine2}}</w:t>
             </w:r>
           </w:p>
           <w:p>
@@ -3159,7 +3203,7 @@
                 <w:b w:val="0"/>
                 <w:bCs w:val="0"/>
               </w:rPr>
-              <w:t>Выдан: {{Client.passport.issuedBy}}</w:t>
+              <w:t>{{Client.reqLine3}}</w:t>
             </w:r>
           </w:p>
           <w:p>
@@ -3192,7 +3236,7 @@
                 <w:b w:val="0"/>
                 <w:bCs w:val="0"/>
               </w:rPr>
-              <w:t>Дата выдачи: {{Client.passport.issuedAt}} Код подразделения: {{Client.passport.code}}</w:t>
+              <w:t>{{Client.reqLine4}}</w:t>
             </w:r>
             <w:proofErr w:type="gramStart"/>
             <w:r>
@@ -3226,7 +3270,7 @@
                 <w:b w:val="0"/>
                 <w:bCs w:val="0"/>
               </w:rPr>
-              <w:t>Адрес: {{Client.regAddress}}</w:t>
+              <w:t>{{Client.reqLine5}}</w:t>
             </w:r>
           </w:p>
           <w:p>
@@ -3259,7 +3303,7 @@
                 <w:b w:val="0"/>
                 <w:bCs w:val="0"/>
               </w:rPr>
-              <w:t>тел: {{Client.phone}}</w:t>
+              <w:t>{{Client.reqLine6}}</w:t>
             </w:r>
           </w:p>
           <w:p>
